--- a/A+ - Peripherals and Power Supply/A+ - Peripherals and Power Supply DAY-01.docx
+++ b/A+ - Peripherals and Power Supply/A+ - Peripherals and Power Supply DAY-01.docx
@@ -117,39 +117,7 @@
           <w:sz w:val="28"/>
           <w:szCs w:val="28"/>
         </w:rPr>
-        <w:t>Day 1: Overview of Peripherals</w:t>
-      </w:r>
-      <w:r>
-        <w:rPr>
-          <w:rFonts w:ascii="Times New Roman" w:hAnsi="Times New Roman" w:cs="Times New Roman"/>
-          <w:sz w:val="28"/>
-          <w:szCs w:val="28"/>
-        </w:rPr>
-        <w:t xml:space="preserve"> </w:t>
-      </w:r>
-      <w:r>
-        <w:rPr>
-          <w:rFonts w:ascii="Times New Roman" w:hAnsi="Times New Roman" w:cs="Times New Roman"/>
-          <w:sz w:val="28"/>
-          <w:szCs w:val="28"/>
-        </w:rPr>
-        <w:t>Theory (1 hour):</w:t>
-      </w:r>
-      <w:r>
-        <w:rPr>
-          <w:rFonts w:ascii="Times New Roman" w:hAnsi="Times New Roman" w:cs="Times New Roman"/>
-          <w:sz w:val="28"/>
-          <w:szCs w:val="28"/>
-        </w:rPr>
-        <w:t xml:space="preserve"> </w:t>
-      </w:r>
-      <w:r>
-        <w:rPr>
-          <w:rFonts w:ascii="Times New Roman" w:hAnsi="Times New Roman" w:cs="Times New Roman"/>
-          <w:sz w:val="28"/>
-          <w:szCs w:val="28"/>
-        </w:rPr>
-        <w:t>Functions of printers, scanners,</w:t>
+        <w:t>Day 1: Overview of Peripherals Theory (1 hour): Functions of printers, scanners,</w:t>
       </w:r>
       <w:r>
         <w:rPr>
@@ -2472,6 +2440,12 @@
       <w:footerReference w:type="first" r:id="rId13"/>
       <w:pgSz w:w="11906" w:h="16838"/>
       <w:pgMar w:top="1440" w:right="1440" w:bottom="1440" w:left="1440" w:header="708" w:footer="708" w:gutter="0"/>
+      <w:pgBorders w:offsetFrom="page">
+        <w:top w:val="single" w:sz="4" w:space="24" w:color="auto"/>
+        <w:left w:val="single" w:sz="4" w:space="24" w:color="auto"/>
+        <w:bottom w:val="single" w:sz="4" w:space="24" w:color="auto"/>
+        <w:right w:val="single" w:sz="4" w:space="24" w:color="auto"/>
+      </w:pgBorders>
       <w:cols w:space="708"/>
       <w:docGrid w:linePitch="360"/>
     </w:sectPr>
@@ -2506,25 +2480,19 @@
 
 <file path=word/footer1.xml><?xml version="1.0" encoding="utf-8"?>
 <w:ftr xmlns:wpc="http://schemas.microsoft.com/office/word/2010/wordprocessingCanvas" xmlns:cx="http://schemas.microsoft.com/office/drawing/2014/chartex" xmlns:cx1="http://schemas.microsoft.com/office/drawing/2015/9/8/chartex" xmlns:cx2="http://schemas.microsoft.com/office/drawing/2015/10/21/chartex" xmlns:cx3="http://schemas.microsoft.com/office/drawing/2016/5/9/chartex" xmlns:cx4="http://schemas.microsoft.com/office/drawing/2016/5/10/chartex" xmlns:cx5="http://schemas.microsoft.com/office/drawing/2016/5/11/chartex" xmlns:cx6="http://schemas.microsoft.com/office/drawing/2016/5/12/chartex" xmlns:cx7="http://schemas.microsoft.com/office/drawing/2016/5/13/chartex" xmlns:cx8="http://schemas.microsoft.com/office/drawing/2016/5/14/chartex" xmlns:mc="http://schemas.openxmlformats.org/markup-compatibility/2006" xmlns:aink="http://schemas.microsoft.com/office/drawing/2016/ink" xmlns:am3d="http://schemas.microsoft.com/office/drawing/2017/model3d" xmlns:o="urn:schemas-microsoft-com:office:office" xmlns:oel="http://schemas.microsoft.com/office/2019/extlst" xmlns:r="http://schemas.openxmlformats.org/officeDocument/2006/relationships" xmlns:m="http://schemas.openxmlformats.org/officeDocument/2006/math" xmlns:v="urn:schemas-microsoft-com:vml" xmlns:wp14="http://schemas.microsoft.com/office/word/2010/wordprocessingDrawing" xmlns:wp="http://schemas.openxmlformats.org/drawingml/2006/wordprocessingDrawing" xmlns:w10="urn:schemas-microsoft-com:office:word" xmlns:w="http://schemas.openxmlformats.org/wordprocessingml/2006/main" xmlns:w14="http://schemas.microsoft.com/office/word/2010/wordml" xmlns:w15="http://schemas.microsoft.com/office/word/2012/wordml" xmlns:w16cex="http://schemas.microsoft.com/office/word/2018/wordml/cex" xmlns:w16cid="http://schemas.microsoft.com/office/word/2016/wordml/cid" xmlns:w16="http://schemas.microsoft.com/office/word/2018/wordml" xmlns:w16du="http://schemas.microsoft.com/office/word/2023/wordml/word16du" xmlns:w16sdtdh="http://schemas.microsoft.com/office/word/2020/wordml/sdtdatahash" xmlns:w16sdtfl="http://schemas.microsoft.com/office/word/2024/wordml/sdtformatlock" xmlns:w16se="http://schemas.microsoft.com/office/word/2015/wordml/symex" xmlns:wpg="http://schemas.microsoft.com/office/word/2010/wordprocessingGroup" xmlns:wpi="http://schemas.microsoft.com/office/word/2010/wordprocessingInk" xmlns:wne="http://schemas.microsoft.com/office/word/2006/wordml" xmlns:wps="http://schemas.microsoft.com/office/word/2010/wordprocessingShape" mc:Ignorable="w14 w15 w16se w16cid w16 w16cex w16sdtdh w16sdtfl w16du wp14">
-  <w:p>
-    <w:pPr/>
-  </w:p>
+  <w:p/>
 </w:ftr>
 </file>
 
 <file path=word/footer2.xml><?xml version="1.0" encoding="utf-8"?>
 <w:ftr xmlns:wpc="http://schemas.microsoft.com/office/word/2010/wordprocessingCanvas" xmlns:cx="http://schemas.microsoft.com/office/drawing/2014/chartex" xmlns:cx1="http://schemas.microsoft.com/office/drawing/2015/9/8/chartex" xmlns:cx2="http://schemas.microsoft.com/office/drawing/2015/10/21/chartex" xmlns:cx3="http://schemas.microsoft.com/office/drawing/2016/5/9/chartex" xmlns:cx4="http://schemas.microsoft.com/office/drawing/2016/5/10/chartex" xmlns:cx5="http://schemas.microsoft.com/office/drawing/2016/5/11/chartex" xmlns:cx6="http://schemas.microsoft.com/office/drawing/2016/5/12/chartex" xmlns:cx7="http://schemas.microsoft.com/office/drawing/2016/5/13/chartex" xmlns:cx8="http://schemas.microsoft.com/office/drawing/2016/5/14/chartex" xmlns:mc="http://schemas.openxmlformats.org/markup-compatibility/2006" xmlns:aink="http://schemas.microsoft.com/office/drawing/2016/ink" xmlns:am3d="http://schemas.microsoft.com/office/drawing/2017/model3d" xmlns:o="urn:schemas-microsoft-com:office:office" xmlns:oel="http://schemas.microsoft.com/office/2019/extlst" xmlns:r="http://schemas.openxmlformats.org/officeDocument/2006/relationships" xmlns:m="http://schemas.openxmlformats.org/officeDocument/2006/math" xmlns:v="urn:schemas-microsoft-com:vml" xmlns:wp14="http://schemas.microsoft.com/office/word/2010/wordprocessingDrawing" xmlns:wp="http://schemas.openxmlformats.org/drawingml/2006/wordprocessingDrawing" xmlns:w10="urn:schemas-microsoft-com:office:word" xmlns:w="http://schemas.openxmlformats.org/wordprocessingml/2006/main" xmlns:w14="http://schemas.microsoft.com/office/word/2010/wordml" xmlns:w15="http://schemas.microsoft.com/office/word/2012/wordml" xmlns:w16cex="http://schemas.microsoft.com/office/word/2018/wordml/cex" xmlns:w16cid="http://schemas.microsoft.com/office/word/2016/wordml/cid" xmlns:w16="http://schemas.microsoft.com/office/word/2018/wordml" xmlns:w16du="http://schemas.microsoft.com/office/word/2023/wordml/word16du" xmlns:w16sdtdh="http://schemas.microsoft.com/office/word/2020/wordml/sdtdatahash" xmlns:w16sdtfl="http://schemas.microsoft.com/office/word/2024/wordml/sdtformatlock" xmlns:w16se="http://schemas.microsoft.com/office/word/2015/wordml/symex" xmlns:wpg="http://schemas.microsoft.com/office/word/2010/wordprocessingGroup" xmlns:wpi="http://schemas.microsoft.com/office/word/2010/wordprocessingInk" xmlns:wne="http://schemas.microsoft.com/office/word/2006/wordml" xmlns:wps="http://schemas.microsoft.com/office/word/2010/wordprocessingShape" mc:Ignorable="w14 w15 w16se w16cid w16 w16cex w16sdtdh w16sdtfl w16du wp14">
-  <w:p>
-    <w:pPr/>
-  </w:p>
+  <w:p/>
 </w:ftr>
 </file>
 
 <file path=word/footer3.xml><?xml version="1.0" encoding="utf-8"?>
 <w:ftr xmlns:wpc="http://schemas.microsoft.com/office/word/2010/wordprocessingCanvas" xmlns:cx="http://schemas.microsoft.com/office/drawing/2014/chartex" xmlns:cx1="http://schemas.microsoft.com/office/drawing/2015/9/8/chartex" xmlns:cx2="http://schemas.microsoft.com/office/drawing/2015/10/21/chartex" xmlns:cx3="http://schemas.microsoft.com/office/drawing/2016/5/9/chartex" xmlns:cx4="http://schemas.microsoft.com/office/drawing/2016/5/10/chartex" xmlns:cx5="http://schemas.microsoft.com/office/drawing/2016/5/11/chartex" xmlns:cx6="http://schemas.microsoft.com/office/drawing/2016/5/12/chartex" xmlns:cx7="http://schemas.microsoft.com/office/drawing/2016/5/13/chartex" xmlns:cx8="http://schemas.microsoft.com/office/drawing/2016/5/14/chartex" xmlns:mc="http://schemas.openxmlformats.org/markup-compatibility/2006" xmlns:aink="http://schemas.microsoft.com/office/drawing/2016/ink" xmlns:am3d="http://schemas.microsoft.com/office/drawing/2017/model3d" xmlns:o="urn:schemas-microsoft-com:office:office" xmlns:oel="http://schemas.microsoft.com/office/2019/extlst" xmlns:r="http://schemas.openxmlformats.org/officeDocument/2006/relationships" xmlns:m="http://schemas.openxmlformats.org/officeDocument/2006/math" xmlns:v="urn:schemas-microsoft-com:vml" xmlns:wp14="http://schemas.microsoft.com/office/word/2010/wordprocessingDrawing" xmlns:wp="http://schemas.openxmlformats.org/drawingml/2006/wordprocessingDrawing" xmlns:w10="urn:schemas-microsoft-com:office:word" xmlns:w="http://schemas.openxmlformats.org/wordprocessingml/2006/main" xmlns:w14="http://schemas.microsoft.com/office/word/2010/wordml" xmlns:w15="http://schemas.microsoft.com/office/word/2012/wordml" xmlns:w16cex="http://schemas.microsoft.com/office/word/2018/wordml/cex" xmlns:w16cid="http://schemas.microsoft.com/office/word/2016/wordml/cid" xmlns:w16="http://schemas.microsoft.com/office/word/2018/wordml" xmlns:w16du="http://schemas.microsoft.com/office/word/2023/wordml/word16du" xmlns:w16sdtdh="http://schemas.microsoft.com/office/word/2020/wordml/sdtdatahash" xmlns:w16sdtfl="http://schemas.microsoft.com/office/word/2024/wordml/sdtformatlock" xmlns:w16se="http://schemas.microsoft.com/office/word/2015/wordml/symex" xmlns:wpg="http://schemas.microsoft.com/office/word/2010/wordprocessingGroup" xmlns:wpi="http://schemas.microsoft.com/office/word/2010/wordprocessingInk" xmlns:wne="http://schemas.microsoft.com/office/word/2006/wordml" xmlns:wps="http://schemas.microsoft.com/office/word/2010/wordprocessingShape" mc:Ignorable="w14 w15 w16se w16cid w16 w16cex w16sdtdh w16sdtfl w16du wp14">
-  <w:p>
-    <w:pPr/>
-  </w:p>
+  <w:p/>
 </w:ftr>
 </file>
 
@@ -2555,25 +2523,19 @@
 
 <file path=word/header1.xml><?xml version="1.0" encoding="utf-8"?>
 <w:hdr xmlns:wpc="http://schemas.microsoft.com/office/word/2010/wordprocessingCanvas" xmlns:cx="http://schemas.microsoft.com/office/drawing/2014/chartex" xmlns:cx1="http://schemas.microsoft.com/office/drawing/2015/9/8/chartex" xmlns:cx2="http://schemas.microsoft.com/office/drawing/2015/10/21/chartex" xmlns:cx3="http://schemas.microsoft.com/office/drawing/2016/5/9/chartex" xmlns:cx4="http://schemas.microsoft.com/office/drawing/2016/5/10/chartex" xmlns:cx5="http://schemas.microsoft.com/office/drawing/2016/5/11/chartex" xmlns:cx6="http://schemas.microsoft.com/office/drawing/2016/5/12/chartex" xmlns:cx7="http://schemas.microsoft.com/office/drawing/2016/5/13/chartex" xmlns:cx8="http://schemas.microsoft.com/office/drawing/2016/5/14/chartex" xmlns:mc="http://schemas.openxmlformats.org/markup-compatibility/2006" xmlns:aink="http://schemas.microsoft.com/office/drawing/2016/ink" xmlns:am3d="http://schemas.microsoft.com/office/drawing/2017/model3d" xmlns:o="urn:schemas-microsoft-com:office:office" xmlns:oel="http://schemas.microsoft.com/office/2019/extlst" xmlns:r="http://schemas.openxmlformats.org/officeDocument/2006/relationships" xmlns:m="http://schemas.openxmlformats.org/officeDocument/2006/math" xmlns:v="urn:schemas-microsoft-com:vml" xmlns:wp14="http://schemas.microsoft.com/office/word/2010/wordprocessingDrawing" xmlns:wp="http://schemas.openxmlformats.org/drawingml/2006/wordprocessingDrawing" xmlns:w10="urn:schemas-microsoft-com:office:word" xmlns:w="http://schemas.openxmlformats.org/wordprocessingml/2006/main" xmlns:w14="http://schemas.microsoft.com/office/word/2010/wordml" xmlns:w15="http://schemas.microsoft.com/office/word/2012/wordml" xmlns:w16cex="http://schemas.microsoft.com/office/word/2018/wordml/cex" xmlns:w16cid="http://schemas.microsoft.com/office/word/2016/wordml/cid" xmlns:w16="http://schemas.microsoft.com/office/word/2018/wordml" xmlns:w16du="http://schemas.microsoft.com/office/word/2023/wordml/word16du" xmlns:w16sdtdh="http://schemas.microsoft.com/office/word/2020/wordml/sdtdatahash" xmlns:w16sdtfl="http://schemas.microsoft.com/office/word/2024/wordml/sdtformatlock" xmlns:w16se="http://schemas.microsoft.com/office/word/2015/wordml/symex" xmlns:wpg="http://schemas.microsoft.com/office/word/2010/wordprocessingGroup" xmlns:wpi="http://schemas.microsoft.com/office/word/2010/wordprocessingInk" xmlns:wne="http://schemas.microsoft.com/office/word/2006/wordml" xmlns:wps="http://schemas.microsoft.com/office/word/2010/wordprocessingShape" mc:Ignorable="w14 w15 w16se w16cid w16 w16cex w16sdtdh w16sdtfl w16du wp14">
-  <w:p>
-    <w:pPr/>
-  </w:p>
+  <w:p/>
 </w:hdr>
 </file>
 
 <file path=word/header2.xml><?xml version="1.0" encoding="utf-8"?>
 <w:hdr xmlns:wpc="http://schemas.microsoft.com/office/word/2010/wordprocessingCanvas" xmlns:cx="http://schemas.microsoft.com/office/drawing/2014/chartex" xmlns:cx1="http://schemas.microsoft.com/office/drawing/2015/9/8/chartex" xmlns:cx2="http://schemas.microsoft.com/office/drawing/2015/10/21/chartex" xmlns:cx3="http://schemas.microsoft.com/office/drawing/2016/5/9/chartex" xmlns:cx4="http://schemas.microsoft.com/office/drawing/2016/5/10/chartex" xmlns:cx5="http://schemas.microsoft.com/office/drawing/2016/5/11/chartex" xmlns:cx6="http://schemas.microsoft.com/office/drawing/2016/5/12/chartex" xmlns:cx7="http://schemas.microsoft.com/office/drawing/2016/5/13/chartex" xmlns:cx8="http://schemas.microsoft.com/office/drawing/2016/5/14/chartex" xmlns:mc="http://schemas.openxmlformats.org/markup-compatibility/2006" xmlns:aink="http://schemas.microsoft.com/office/drawing/2016/ink" xmlns:am3d="http://schemas.microsoft.com/office/drawing/2017/model3d" xmlns:o="urn:schemas-microsoft-com:office:office" xmlns:oel="http://schemas.microsoft.com/office/2019/extlst" xmlns:r="http://schemas.openxmlformats.org/officeDocument/2006/relationships" xmlns:m="http://schemas.openxmlformats.org/officeDocument/2006/math" xmlns:v="urn:schemas-microsoft-com:vml" xmlns:wp14="http://schemas.microsoft.com/office/word/2010/wordprocessingDrawing" xmlns:wp="http://schemas.openxmlformats.org/drawingml/2006/wordprocessingDrawing" xmlns:w10="urn:schemas-microsoft-com:office:word" xmlns:w="http://schemas.openxmlformats.org/wordprocessingml/2006/main" xmlns:w14="http://schemas.microsoft.com/office/word/2010/wordml" xmlns:w15="http://schemas.microsoft.com/office/word/2012/wordml" xmlns:w16cex="http://schemas.microsoft.com/office/word/2018/wordml/cex" xmlns:w16cid="http://schemas.microsoft.com/office/word/2016/wordml/cid" xmlns:w16="http://schemas.microsoft.com/office/word/2018/wordml" xmlns:w16du="http://schemas.microsoft.com/office/word/2023/wordml/word16du" xmlns:w16sdtdh="http://schemas.microsoft.com/office/word/2020/wordml/sdtdatahash" xmlns:w16sdtfl="http://schemas.microsoft.com/office/word/2024/wordml/sdtformatlock" xmlns:w16se="http://schemas.microsoft.com/office/word/2015/wordml/symex" xmlns:wpg="http://schemas.microsoft.com/office/word/2010/wordprocessingGroup" xmlns:wpi="http://schemas.microsoft.com/office/word/2010/wordprocessingInk" xmlns:wne="http://schemas.microsoft.com/office/word/2006/wordml" xmlns:wps="http://schemas.microsoft.com/office/word/2010/wordprocessingShape" mc:Ignorable="w14 w15 w16se w16cid w16 w16cex w16sdtdh w16sdtfl w16du wp14">
-  <w:p>
-    <w:pPr/>
-  </w:p>
+  <w:p/>
 </w:hdr>
 </file>
 
 <file path=word/header3.xml><?xml version="1.0" encoding="utf-8"?>
 <w:hdr xmlns:wpc="http://schemas.microsoft.com/office/word/2010/wordprocessingCanvas" xmlns:cx="http://schemas.microsoft.com/office/drawing/2014/chartex" xmlns:cx1="http://schemas.microsoft.com/office/drawing/2015/9/8/chartex" xmlns:cx2="http://schemas.microsoft.com/office/drawing/2015/10/21/chartex" xmlns:cx3="http://schemas.microsoft.com/office/drawing/2016/5/9/chartex" xmlns:cx4="http://schemas.microsoft.com/office/drawing/2016/5/10/chartex" xmlns:cx5="http://schemas.microsoft.com/office/drawing/2016/5/11/chartex" xmlns:cx6="http://schemas.microsoft.com/office/drawing/2016/5/12/chartex" xmlns:cx7="http://schemas.microsoft.com/office/drawing/2016/5/13/chartex" xmlns:cx8="http://schemas.microsoft.com/office/drawing/2016/5/14/chartex" xmlns:mc="http://schemas.openxmlformats.org/markup-compatibility/2006" xmlns:aink="http://schemas.microsoft.com/office/drawing/2016/ink" xmlns:am3d="http://schemas.microsoft.com/office/drawing/2017/model3d" xmlns:o="urn:schemas-microsoft-com:office:office" xmlns:oel="http://schemas.microsoft.com/office/2019/extlst" xmlns:r="http://schemas.openxmlformats.org/officeDocument/2006/relationships" xmlns:m="http://schemas.openxmlformats.org/officeDocument/2006/math" xmlns:v="urn:schemas-microsoft-com:vml" xmlns:wp14="http://schemas.microsoft.com/office/word/2010/wordprocessingDrawing" xmlns:wp="http://schemas.openxmlformats.org/drawingml/2006/wordprocessingDrawing" xmlns:w10="urn:schemas-microsoft-com:office:word" xmlns:w="http://schemas.openxmlformats.org/wordprocessingml/2006/main" xmlns:w14="http://schemas.microsoft.com/office/word/2010/wordml" xmlns:w15="http://schemas.microsoft.com/office/word/2012/wordml" xmlns:w16cex="http://schemas.microsoft.com/office/word/2018/wordml/cex" xmlns:w16cid="http://schemas.microsoft.com/office/word/2016/wordml/cid" xmlns:w16="http://schemas.microsoft.com/office/word/2018/wordml" xmlns:w16du="http://schemas.microsoft.com/office/word/2023/wordml/word16du" xmlns:w16sdtdh="http://schemas.microsoft.com/office/word/2020/wordml/sdtdatahash" xmlns:w16sdtfl="http://schemas.microsoft.com/office/word/2024/wordml/sdtformatlock" xmlns:w16se="http://schemas.microsoft.com/office/word/2015/wordml/symex" xmlns:wpg="http://schemas.microsoft.com/office/word/2010/wordprocessingGroup" xmlns:wpi="http://schemas.microsoft.com/office/word/2010/wordprocessingInk" xmlns:wne="http://schemas.microsoft.com/office/word/2006/wordml" xmlns:wps="http://schemas.microsoft.com/office/word/2010/wordprocessingShape" mc:Ignorable="w14 w15 w16se w16cid w16 w16cex w16sdtdh w16sdtfl w16du wp14">
-  <w:p>
-    <w:pPr/>
-  </w:p>
+  <w:p/>
 </w:hdr>
 </file>
 
@@ -3301,6 +3263,7 @@
   <w:style w:type="character" w:default="1" w:styleId="DefaultParagraphFont">
     <w:name w:val="Default Paragraph Font"/>
     <w:uiPriority w:val="1"/>
+    <w:semiHidden/>
     <w:unhideWhenUsed/>
   </w:style>
   <w:style w:type="table" w:default="1" w:styleId="TableNormal">
